--- a/project/documents/temp/ApplicationDataSheet_NEW2inventorMultipleout.docx
+++ b/project/documents/temp/ApplicationDataSheet_NEW2inventorMultipleout.docx
@@ -2,56 +2,6 @@
 <file path=word/document.xml><?xml version="1.0" encoding="utf-8"?>
 <w:document xmlns:wpc="http://schemas.microsoft.com/office/word/2010/wordprocessingCanvas" xmlns:cx="http://schemas.microsoft.com/office/drawing/2014/chartex" xmlns:cx1="http://schemas.microsoft.com/office/drawing/2015/9/8/chartex" xmlns:cx2="http://schemas.microsoft.com/office/drawing/2015/10/21/chartex" xmlns:cx3="http://schemas.microsoft.com/office/drawing/2016/5/9/chartex" xmlns:cx4="http://schemas.microsoft.com/office/drawing/2016/5/10/chartex" xmlns:cx5="http://schemas.microsoft.com/office/drawing/2016/5/11/chartex" xmlns:cx6="http://schemas.microsoft.com/office/drawing/2016/5/12/chartex" xmlns:cx7="http://schemas.microsoft.com/office/drawing/2016/5/13/chartex" xmlns:cx8="http://schemas.microsoft.com/office/drawing/2016/5/14/chartex" xmlns:mc="http://schemas.openxmlformats.org/markup-compatibility/2006" xmlns:aink="http://schemas.microsoft.com/office/drawing/2016/ink" xmlns:am3d="http://schemas.microsoft.com/office/drawing/2017/model3d" xmlns:o="urn:schemas-microsoft-com:office:office" xmlns:oel="http://schemas.microsoft.com/office/2019/extlst" xmlns:r="http://schemas.openxmlformats.org/officeDocument/2006/relationships" xmlns:m="http://schemas.openxmlformats.org/officeDocument/2006/math" xmlns:v="urn:schemas-microsoft-com:vml" xmlns:wp14="http://schemas.microsoft.com/office/word/2010/wordprocessingDrawing" xmlns:wp="http://schemas.openxmlformats.org/drawingml/2006/wordprocessingDrawing" xmlns:w10="urn:schemas-microsoft-com:office:word" xmlns:w="http://schemas.openxmlformats.org/wordprocessingml/2006/main" xmlns:w14="http://schemas.microsoft.com/office/word/2010/wordml" xmlns:w15="http://schemas.microsoft.com/office/word/2012/wordml" xmlns:w16cex="http://schemas.microsoft.com/office/word/2018/wordml/cex" xmlns:w16cid="http://schemas.microsoft.com/office/word/2016/wordml/cid" xmlns:w16="http://schemas.microsoft.com/office/word/2018/wordml" xmlns:w16sdtdh="http://schemas.microsoft.com/office/word/2020/wordml/sdtdatahash" xmlns:w16se="http://schemas.microsoft.com/office/word/2015/wordml/symex" xmlns:wpg="http://schemas.microsoft.com/office/word/2010/wordprocessingGroup" xmlns:wpi="http://schemas.microsoft.com/office/word/2010/wordprocessingInk" xmlns:wne="http://schemas.microsoft.com/office/word/2006/wordml" xmlns:wps="http://schemas.microsoft.com/office/word/2010/wordprocessingShape" mc:Ignorable="w14 w15 w16se w16cid w16 w16cex w16sdtdh wp14">
   <w:body>
-    <w:p>
-      <w:pPr>
-        <w:tabs>
-          <w:tab w:val="left" w:pos="7800"/>
-        </w:tabs>
-        <w:spacing w:before="44" w:after="0" w:line="417" w:lineRule="exact"/>
-        <w:ind w:right="-20" w:firstLine="180"/>
-        <w:rPr>
-          <w:rFonts w:eastAsia="Arial" w:cstheme="minorHAnsi"/>
-          <w:sz w:val="28"/>
-          <w:szCs w:val="28"/>
-        </w:rPr>
-      </w:pPr>
-      <w:r>
-        <w:rPr>
-          <w:rFonts w:eastAsia="Arial" w:cstheme="minorHAnsi"/>
-          <w:b/>
-          <w:bCs/>
-          <w:w w:val="92"/>
-          <w:position w:val="-1"/>
-          <w:sz w:val="28"/>
-          <w:szCs w:val="28"/>
-        </w:rPr>
-        <w:t>Inventor</w:t>
-      </w:r>
-      <w:r>
-        <w:rPr>
-          <w:rFonts w:eastAsia="Arial" w:cstheme="minorHAnsi"/>
-          <w:b/>
-          <w:bCs/>
-          <w:w w:val="92"/>
-          <w:position w:val="-1"/>
-          <w:sz w:val="28"/>
-          <w:szCs w:val="28"/>
-        </w:rPr>
-        <w:t xml:space="preserve"> Information:</w:t>
-      </w:r>
-      <w:r>
-        <w:rPr>
-          <w:rFonts w:eastAsia="Arial" w:cstheme="minorHAnsi"/>
-          <w:b/>
-          <w:bCs/>
-          <w:w w:val="92"/>
-          <w:position w:val="-1"/>
-          <w:sz w:val="28"/>
-          <w:szCs w:val="28"/>
-        </w:rPr>
-        <w:tab/>
-      </w:r>
-    </w:p>
     <w:tbl>
       <w:tblPr>
         <w:tblW w:w="10902" w:type="dxa"/>
@@ -140,7 +90,7 @@
                 <w:sz w:val="24"/>
                 <w:szCs w:val="24"/>
               </w:rPr>
-              <w:t>1</w:t>
+              <w:t>10</w:t>
             </w:r>
             <w:r>
               <w:rPr>
@@ -163,7 +113,7 @@
                 <w:rFonts w:cstheme="minorHAnsi"/>
                 <w:bCs/>
               </w:rPr>
-              <w:t>Wiley E. Coyote</w:t>
+              <w:t>Sebastian  Böhm</w:t>
             </w:r>
           </w:p>
         </w:tc>
@@ -424,7 +374,6 @@
               <w:rPr>
                 <w:rFonts w:eastAsia="Times New Roman" w:cstheme="minorHAnsi"/>
               </w:rPr>
-              <w:t>Mr.</w:t>
             </w:r>
             <w:r>
               <w:rPr>
@@ -454,7 +403,7 @@
                 <w:rFonts w:cstheme="minorHAnsi"/>
                 <w:bCs/>
               </w:rPr>
-              <w:t>Wiley</w:t>
+              <w:t>Sebastian</w:t>
             </w:r>
             <w:r>
               <w:rPr>
@@ -484,7 +433,6 @@
               <w:rPr>
                 <w:rFonts w:cstheme="minorHAnsi"/>
               </w:rPr>
-              <w:t>E.</w:t>
             </w:r>
           </w:p>
         </w:tc>
@@ -509,7 +457,7 @@
                 <w:rFonts w:cstheme="minorHAnsi"/>
                 <w:bCs/>
               </w:rPr>
-              <w:t>Coyote</w:t>
+              <w:t>Böhm</w:t>
             </w:r>
             <w:r>
               <w:rPr>
@@ -903,6 +851,7 @@
                 <w:rFonts w:eastAsia="Arial" w:cstheme="minorHAnsi"/>
                 <w:bCs/>
               </w:rPr>
+              <w:t>Cardiff</w:t>
             </w:r>
           </w:p>
         </w:tc>
@@ -959,6 +908,7 @@
                 <w:rFonts w:eastAsia="Arial" w:cstheme="minorHAnsi"/>
                 <w:bCs/>
               </w:rPr>
+              <w:t>California</w:t>
             </w:r>
           </w:p>
         </w:tc>
@@ -1196,7 +1146,7 @@
               <w:rPr>
                 <w:rFonts w:cs="Arial"/>
               </w:rPr>
-              <w:t>9001 Desert Lane East</w:t>
+              <w:t>6340 Sequence Dr</w:t>
             </w:r>
             <w:r>
               <w:rPr>
@@ -1374,7 +1324,7 @@
                 <w:rFonts w:cs="Arial"/>
                 <w:bCs/>
               </w:rPr>
-              <w:t>Dry Gulch</w:t>
+              <w:t>San Diego</w:t>
             </w:r>
           </w:p>
         </w:tc>
@@ -1449,7 +1399,7 @@
                 <w:rFonts w:eastAsia="Arial" w:cstheme="minorHAnsi"/>
                 <w:bCs/>
               </w:rPr>
-              <w:t>NE</w:t>
+              <w:t>CA</w:t>
             </w:r>
           </w:p>
         </w:tc>
@@ -1535,7 +1485,7 @@
                 <w:rFonts w:eastAsia="Arial" w:cstheme="minorHAnsi"/>
                 <w:bCs/>
               </w:rPr>
-              <w:t>88888</w:t>
+              <w:t>92121</w:t>
             </w:r>
           </w:p>
         </w:tc>

--- a/project/documents/temp/ApplicationDataSheet_NEW2inventorMultipleout.docx
+++ b/project/documents/temp/ApplicationDataSheet_NEW2inventorMultipleout.docx
@@ -90,7 +90,7 @@
                 <w:sz w:val="24"/>
                 <w:szCs w:val="24"/>
               </w:rPr>
-              <w:t>10</w:t>
+              <w:t xml:space="preserve">Inventor: </w:t>
             </w:r>
             <w:r>
               <w:rPr>
@@ -113,7 +113,7 @@
                 <w:rFonts w:cstheme="minorHAnsi"/>
                 <w:bCs/>
               </w:rPr>
-              <w:t>Sebastian  Böhm</w:t>
+              <w:t>Wiley E.. Coyote</w:t>
             </w:r>
           </w:p>
         </w:tc>
@@ -374,6 +374,7 @@
               <w:rPr>
                 <w:rFonts w:eastAsia="Times New Roman" w:cstheme="minorHAnsi"/>
               </w:rPr>
+              <w:t>Mr.</w:t>
             </w:r>
             <w:r>
               <w:rPr>
@@ -403,7 +404,7 @@
                 <w:rFonts w:cstheme="minorHAnsi"/>
                 <w:bCs/>
               </w:rPr>
-              <w:t>Sebastian</w:t>
+              <w:t>Wiley</w:t>
             </w:r>
             <w:r>
               <w:rPr>
@@ -433,6 +434,7 @@
               <w:rPr>
                 <w:rFonts w:cstheme="minorHAnsi"/>
               </w:rPr>
+              <w:t>E.</w:t>
             </w:r>
           </w:p>
         </w:tc>
@@ -457,7 +459,7 @@
                 <w:rFonts w:cstheme="minorHAnsi"/>
                 <w:bCs/>
               </w:rPr>
-              <w:t>Böhm</w:t>
+              <w:t>Coyote</w:t>
             </w:r>
             <w:r>
               <w:rPr>
@@ -851,7 +853,6 @@
                 <w:rFonts w:eastAsia="Arial" w:cstheme="minorHAnsi"/>
                 <w:bCs/>
               </w:rPr>
-              <w:t>Cardiff</w:t>
             </w:r>
           </w:p>
         </w:tc>
@@ -908,7 +909,6 @@
                 <w:rFonts w:eastAsia="Arial" w:cstheme="minorHAnsi"/>
                 <w:bCs/>
               </w:rPr>
-              <w:t>California</w:t>
             </w:r>
           </w:p>
         </w:tc>
@@ -1146,7 +1146,7 @@
               <w:rPr>
                 <w:rFonts w:cs="Arial"/>
               </w:rPr>
-              <w:t>6340 Sequence Dr</w:t>
+              <w:t>9001 Desert Lane East</w:t>
             </w:r>
             <w:r>
               <w:rPr>
@@ -1324,7 +1324,7 @@
                 <w:rFonts w:cs="Arial"/>
                 <w:bCs/>
               </w:rPr>
-              <w:t>San Diego</w:t>
+              <w:t>Dry Gulch</w:t>
             </w:r>
           </w:p>
         </w:tc>
@@ -1399,7 +1399,7 @@
                 <w:rFonts w:eastAsia="Arial" w:cstheme="minorHAnsi"/>
                 <w:bCs/>
               </w:rPr>
-              <w:t>CA</w:t>
+              <w:t>NE</w:t>
             </w:r>
           </w:p>
         </w:tc>
@@ -1485,7 +1485,7 @@
                 <w:rFonts w:eastAsia="Arial" w:cstheme="minorHAnsi"/>
                 <w:bCs/>
               </w:rPr>
-              <w:t>92121</w:t>
+              <w:t>88888</w:t>
             </w:r>
           </w:p>
         </w:tc>

--- a/project/documents/temp/ApplicationDataSheet_NEW2inventorMultipleout.docx
+++ b/project/documents/temp/ApplicationDataSheet_NEW2inventorMultipleout.docx
@@ -90,7 +90,7 @@
                 <w:sz w:val="24"/>
                 <w:szCs w:val="24"/>
               </w:rPr>
-              <w:t xml:space="preserve">Inventor: </w:t>
+              <w:t>2</w:t>
             </w:r>
             <w:r>
               <w:rPr>
@@ -113,7 +113,7 @@
                 <w:rFonts w:cstheme="minorHAnsi"/>
                 <w:bCs/>
               </w:rPr>
-              <w:t>Wiley E.. Coyote</w:t>
+              <w:t>Murad . Mamedov</w:t>
             </w:r>
           </w:p>
         </w:tc>
@@ -374,7 +374,6 @@
               <w:rPr>
                 <w:rFonts w:eastAsia="Times New Roman" w:cstheme="minorHAnsi"/>
               </w:rPr>
-              <w:t>Mr.</w:t>
             </w:r>
             <w:r>
               <w:rPr>
@@ -404,7 +403,7 @@
                 <w:rFonts w:cstheme="minorHAnsi"/>
                 <w:bCs/>
               </w:rPr>
-              <w:t>Wiley</w:t>
+              <w:t>Murad</w:t>
             </w:r>
             <w:r>
               <w:rPr>
@@ -434,7 +433,6 @@
               <w:rPr>
                 <w:rFonts w:cstheme="minorHAnsi"/>
               </w:rPr>
-              <w:t>E.</w:t>
             </w:r>
           </w:p>
         </w:tc>
@@ -459,7 +457,7 @@
                 <w:rFonts w:cstheme="minorHAnsi"/>
                 <w:bCs/>
               </w:rPr>
-              <w:t>Coyote</w:t>
+              <w:t>Mamedov</w:t>
             </w:r>
             <w:r>
               <w:rPr>
@@ -1146,7 +1144,6 @@
               <w:rPr>
                 <w:rFonts w:cs="Arial"/>
               </w:rPr>
-              <w:t>9001 Desert Lane East</w:t>
             </w:r>
             <w:r>
               <w:rPr>
@@ -1324,7 +1321,6 @@
                 <w:rFonts w:cs="Arial"/>
                 <w:bCs/>
               </w:rPr>
-              <w:t>Dry Gulch</w:t>
             </w:r>
           </w:p>
         </w:tc>
@@ -1399,7 +1395,6 @@
                 <w:rFonts w:eastAsia="Arial" w:cstheme="minorHAnsi"/>
                 <w:bCs/>
               </w:rPr>
-              <w:t>NE</w:t>
             </w:r>
           </w:p>
         </w:tc>
@@ -1485,7 +1480,6 @@
                 <w:rFonts w:eastAsia="Arial" w:cstheme="minorHAnsi"/>
                 <w:bCs/>
               </w:rPr>
-              <w:t>88888</w:t>
             </w:r>
           </w:p>
         </w:tc>

--- a/project/documents/temp/ApplicationDataSheet_NEW2inventorMultipleout.docx
+++ b/project/documents/temp/ApplicationDataSheet_NEW2inventorMultipleout.docx
@@ -90,7 +90,7 @@
                 <w:sz w:val="24"/>
                 <w:szCs w:val="24"/>
               </w:rPr>
-              <w:t>2</w:t>
+              <w:t xml:space="preserve">Inventor: </w:t>
             </w:r>
             <w:r>
               <w:rPr>
@@ -113,7 +113,7 @@
                 <w:rFonts w:cstheme="minorHAnsi"/>
                 <w:bCs/>
               </w:rPr>
-              <w:t>Murad . Mamedov</w:t>
+              <w:t>Wiley E.. Coyote</w:t>
             </w:r>
           </w:p>
         </w:tc>
@@ -374,6 +374,7 @@
               <w:rPr>
                 <w:rFonts w:eastAsia="Times New Roman" w:cstheme="minorHAnsi"/>
               </w:rPr>
+              <w:t>Mr.</w:t>
             </w:r>
             <w:r>
               <w:rPr>
@@ -403,7 +404,7 @@
                 <w:rFonts w:cstheme="minorHAnsi"/>
                 <w:bCs/>
               </w:rPr>
-              <w:t>Murad</w:t>
+              <w:t>Wiley</w:t>
             </w:r>
             <w:r>
               <w:rPr>
@@ -433,6 +434,7 @@
               <w:rPr>
                 <w:rFonts w:cstheme="minorHAnsi"/>
               </w:rPr>
+              <w:t>E.</w:t>
             </w:r>
           </w:p>
         </w:tc>
@@ -457,7 +459,7 @@
                 <w:rFonts w:cstheme="minorHAnsi"/>
                 <w:bCs/>
               </w:rPr>
-              <w:t>Mamedov</w:t>
+              <w:t>Coyote</w:t>
             </w:r>
             <w:r>
               <w:rPr>
